--- a/exercises/Exercise on Producer Theory Questions.docx
+++ b/exercises/Exercise on Producer Theory Questions.docx
@@ -1679,7 +1679,7 @@
           <w:szCs w:val="24"/>
           <w:lang w:val="en-US"/>
         </w:rPr>
-        <w:t>What is the minimal price that the firm will produce in the short term?</w:t>
+        <w:t>What is the minimal price at which the firm will produce in the short term?</w:t>
       </w:r>
       <w:r>
         <w:rPr>
@@ -1713,7 +1713,7 @@
           <w:szCs w:val="24"/>
           <w:lang w:val="en-US"/>
         </w:rPr>
-        <w:t>What is the minimal price that the firm will produce in the long term?</w:t>
+        <w:t>What is the minimal price at which the firm will produce in the long term?</w:t>
       </w:r>
     </w:p>
     <w:p>
@@ -1856,7 +1856,7 @@
           <w:szCs w:val="24"/>
           <w:lang w:val="en-US"/>
         </w:rPr>
-        <w:t>Will the firm produce in the short term?</w:t>
+        <w:t>Will the firm produce in the long term?</w:t>
       </w:r>
     </w:p>
     <w:p>
